--- a/sw/report/2026ESWContest_모빌리티_ARTS_작품소개서.docx
+++ b/sw/report/2026ESWContest_모빌리티_ARTS_작품소개서.docx
@@ -930,7 +930,7 @@
                 <w:sz w:val="22"/>
                 <w:szCs w:val="22"/>
               </w:rPr>
-              <w:t xml:space="preserve">블랙아이스 사고를 줄이는 운전자 보조 장치다. 카메라 AI 가 빙판을 미리 보고 경고·감속하는 1차 방어와, 카메라가 놓쳤을 때 노면 마찰을 직접 재서 제동 시점을 다시 계산하는 2차 방어로 이중 안전망을 만든다. 2차 방어는 메인 컴퓨터와 분리된 RTOS 안전 섬에서 20 ms 마다 돌아 메인 컴퓨터가 멈춰도 계속 동작한다. 조향은 운전자에게 두고 경고·가속 제한·제동만 돕는다.</w:t>
+              <w:t xml:space="preserve">블랙아이스 사고를 줄이는 운전자 보조 장치다. 카메라 AI 가 빙판을 미리 보고 경고·감속하는 1차 방어와, 카메라가 놓쳤을 때 노면 마찰을 직접 재서 제동 시점을 다시 계산하는 2차 방어로 이중 안전망을 만든다. 2차 방어는 메인 컴퓨터와 분리된 안전 전용 RTOS 에서 20 ms 마다 돌아 메인 컴퓨터가 멈춰도 계속 동작한다. 조향은 운전자에게 두고 경고·가속 제한·제동만 돕는다.</w:t>
             </w:r>
           </w:p>
         </w:tc>
@@ -1176,15 +1176,15 @@
                 <w:sz w:val="22"/>
                 <w:szCs w:val="22"/>
               </w:rPr>
-              <w:t xml:space="preserve">[RTOS 안전 섬] </w:t>
-            </w:r>
-            <w:r>
-              <w:rPr>
-                <w:rFonts w:ascii="나눔명조" w:eastAsia="나눔명조" w:hAnsi="나눔명조" w:cs="KoPubWorld바탕체 Medium" w:hint="eastAsia"/>
-                <w:sz w:val="22"/>
-                <w:szCs w:val="22"/>
-              </w:rPr>
-              <w:t xml:space="preserve">2차 방어 판단은 리눅스 메인 컴퓨터와 분리해 돌린다(설계: STM32N6 ThreadX, 이번 시연: 라즈베리파이 격리 코어). 곡선 빙판에서 메인 컴퓨터를 멈추자 2차 방어가 메인 컴퓨터에 있을 때는 53 km/h, 안전 섬에 있을 때는 39 km/h 로 충돌했다.</w:t>
+              <w:t xml:space="preserve">[안전 전용 RTOS] </w:t>
+            </w:r>
+            <w:r>
+              <w:rPr>
+                <w:rFonts w:ascii="나눔명조" w:eastAsia="나눔명조" w:hAnsi="나눔명조" w:cs="KoPubWorld바탕체 Medium" w:hint="eastAsia"/>
+                <w:sz w:val="22"/>
+                <w:szCs w:val="22"/>
+              </w:rPr>
+              <w:t xml:space="preserve">2차 방어 판단은 리눅스 메인 컴퓨터와 분리해 돌린다(설계: STM32N6 ThreadX, 이번 시연: 라즈베리파이 격리 코어). 곡선 빙판에서 메인 컴퓨터를 멈추자 2차 방어가 메인 컴퓨터에 있을 때는 53 km/h, 안전 전용 RTOS 에 있을 때는 39 km/h 로 충돌했다.</w:t>
             </w:r>
           </w:p>
         </w:tc>

--- a/sw/report/2026ESWContest_모빌리티_ARTS_작품소개서.docx
+++ b/sw/report/2026ESWContest_모빌리티_ARTS_작품소개서.docx
@@ -257,60 +257,43 @@
           <w:p>
             <w:pPr>
               <w:jc w:val="center"/>
-              <w:rPr>
-                <w:rFonts w:ascii="나눔명조" w:eastAsia="나눔명조" w:hAnsi="나눔명조" w:cs="KoPubWorld바탕체 Medium"/>
-                <w:sz w:val="22"/>
-              </w:rPr>
-            </w:pPr>
-            <w:proofErr w:type="gramStart"/>
-            <w:r>
-              <w:rPr>
-                <w:rFonts w:ascii="나눔명조" w:eastAsia="나눔명조" w:hAnsi="나눔명조" w:cs="KoPubWorld바탕체 Medium" w:hint="eastAsia"/>
-                <w:color w:val="0000FF"/>
-                <w:sz w:val="22"/>
-                <w:shd w:val="clear" w:color="auto" w:fill="FFFFFF"/>
-              </w:rPr>
-              <w:t xml:space="preserve">&lt; </w:t>
-            </w:r>
-            <w:r>
-              <w:rPr>
-                <w:rFonts w:ascii="나눔명조" w:eastAsia="나눔명조" w:hAnsi="나눔명조" w:cs="KoPubWorld바탕체 Medium"/>
-                <w:color w:val="0000FF"/>
-                <w:sz w:val="22"/>
-                <w:shd w:val="clear" w:color="auto" w:fill="FFFFFF"/>
-              </w:rPr>
-              <w:t>팀원</w:t>
-            </w:r>
-            <w:proofErr w:type="gramEnd"/>
-            <w:r>
-              <w:rPr>
-                <w:rFonts w:ascii="나눔명조" w:eastAsia="나눔명조" w:hAnsi="나눔명조" w:cs="KoPubWorld바탕체 Medium"/>
-                <w:color w:val="0000FF"/>
-                <w:sz w:val="22"/>
-                <w:shd w:val="clear" w:color="auto" w:fill="FFFFFF"/>
-              </w:rPr>
-              <w:t xml:space="preserve"> </w:t>
-            </w:r>
-            <w:proofErr w:type="gramStart"/>
-            <w:r>
-              <w:rPr>
-                <w:rFonts w:ascii="나눔명조" w:eastAsia="나눔명조" w:hAnsi="나눔명조" w:cs="KoPubWorld바탕체 Medium"/>
-                <w:color w:val="0000FF"/>
-                <w:sz w:val="22"/>
-                <w:shd w:val="clear" w:color="auto" w:fill="FFFFFF"/>
-              </w:rPr>
-              <w:t xml:space="preserve">사진 </w:t>
-            </w:r>
-            <w:r>
-              <w:rPr>
-                <w:rFonts w:ascii="나눔명조" w:eastAsia="나눔명조" w:hAnsi="나눔명조" w:cs="KoPubWorld바탕체 Medium" w:hint="eastAsia"/>
-                <w:color w:val="0000FF"/>
-                <w:sz w:val="22"/>
-                <w:shd w:val="clear" w:color="auto" w:fill="FFFFFF"/>
-              </w:rPr>
-              <w:t>&gt;</w:t>
-            </w:r>
-            <w:proofErr w:type="gramEnd"/>
+            </w:pPr>
+            <w:r>
+              <w:drawing>
+                <wp:inline distT="0" distB="0" distL="0" distR="0">
+                  <wp:extent cx="1524000" cy="1650274"/>
+                  <wp:docPr id="102" name="team_photo.jpg"/>
+                  <wp:cNvGraphicFramePr>
+                    <a:graphicFrameLocks xmlns:a="http://schemas.openxmlformats.org/drawingml/2006/main" noChangeAspect="1"/>
+                  </wp:cNvGraphicFramePr>
+                  <a:graphic xmlns:a="http://schemas.openxmlformats.org/drawingml/2006/main">
+                    <a:graphicData uri="http://schemas.openxmlformats.org/drawingml/2006/picture">
+                      <pic:pic xmlns:pic="http://schemas.openxmlformats.org/drawingml/2006/picture">
+                        <pic:nvPicPr>
+                          <pic:cNvPr id="102" name="team_photo.jpg"/>
+                          <pic:cNvPicPr/>
+                        </pic:nvPicPr>
+                        <pic:blipFill>
+                          <a:blip r:embed="rIdImg2"/>
+                          <a:stretch>
+                            <a:fillRect/>
+                          </a:stretch>
+                        </pic:blipFill>
+                        <pic:spPr>
+                          <a:xfrm>
+                            <a:off x="0" y="0"/>
+                            <a:ext cx="1524000" cy="1650274"/>
+                          </a:xfrm>
+                          <a:prstGeom prst="rect">
+                            <a:avLst/>
+                          </a:prstGeom>
+                        </pic:spPr>
+                      </pic:pic>
+                    </a:graphicData>
+                  </a:graphic>
+                </wp:inline>
+              </w:drawing>
+            </w:r>
           </w:p>
         </w:tc>
         <w:tc>
@@ -515,7 +498,7 @@
                 <w:sz w:val="22"/>
                 <w:szCs w:val="22"/>
               </w:rPr>
-              <w:t xml:space="preserve"/>
+              <w:t xml:space="preserve">연세대학교</w:t>
             </w:r>
           </w:p>
         </w:tc>
@@ -643,7 +626,7 @@
                 <w:sz w:val="22"/>
                 <w:szCs w:val="22"/>
               </w:rPr>
-              <w:t xml:space="preserve"/>
+              <w:t xml:space="preserve">연세대학교</w:t>
             </w:r>
           </w:p>
         </w:tc>
@@ -771,7 +754,7 @@
                 <w:sz w:val="22"/>
                 <w:szCs w:val="22"/>
               </w:rPr>
-              <w:t xml:space="preserve"/>
+              <w:t xml:space="preserve">연세대학교</w:t>
             </w:r>
           </w:p>
         </w:tc>

--- a/sw/report/2026ESWContest_모빌리티_ARTS_작품소개서.docx
+++ b/sw/report/2026ESWContest_모빌리티_ARTS_작품소개서.docx
@@ -780,59 +780,6 @@
                 <w:szCs w:val="22"/>
               </w:rPr>
               <w:t xml:space="preserve">HW·SW 개발</w:t>
-            </w:r>
-          </w:p>
-        </w:tc>
-      </w:tr>
-      <w:tr>
-        <w:trPr>
-          <w:trHeight w:val="2700"/>
-        </w:trPr>
-        <w:tc>
-          <w:tcPr>
-            <w:tcW w:w="8931" w:type="dxa"/>
-            <w:gridSpan w:val="5"/>
-            <w:vAlign w:val="center"/>
-          </w:tcPr>
-          <w:p>
-            <w:pPr>
-              <w:jc w:val="center"/>
-            </w:pPr>
-            <w:r>
-              <w:drawing>
-                <wp:inline distT="0" distB="0" distL="0" distR="0">
-                  <wp:extent cx="5524500" cy="1398036"/>
-                  <wp:docPr id="101" name="work_photos.png"/>
-                  <wp:cNvGraphicFramePr>
-                    <a:graphicFrameLocks xmlns:a="http://schemas.openxmlformats.org/drawingml/2006/main" noChangeAspect="1"/>
-                  </wp:cNvGraphicFramePr>
-                  <a:graphic xmlns:a="http://schemas.openxmlformats.org/drawingml/2006/main">
-                    <a:graphicData uri="http://schemas.openxmlformats.org/drawingml/2006/picture">
-                      <pic:pic xmlns:pic="http://schemas.openxmlformats.org/drawingml/2006/picture">
-                        <pic:nvPicPr>
-                          <pic:cNvPr id="101" name="work_photos.png"/>
-                          <pic:cNvPicPr/>
-                        </pic:nvPicPr>
-                        <pic:blipFill>
-                          <a:blip r:embed="rIdImg1"/>
-                          <a:stretch>
-                            <a:fillRect/>
-                          </a:stretch>
-                        </pic:blipFill>
-                        <pic:spPr>
-                          <a:xfrm>
-                            <a:off x="0" y="0"/>
-                            <a:ext cx="5524500" cy="1398036"/>
-                          </a:xfrm>
-                          <a:prstGeom prst="rect">
-                            <a:avLst/>
-                          </a:prstGeom>
-                        </pic:spPr>
-                      </pic:pic>
-                    </a:graphicData>
-                  </a:graphic>
-                </wp:inline>
-              </w:drawing>
             </w:r>
           </w:p>
         </w:tc>
